--- a/backend/templates/Form-A (Affidavit)- NDEL_All.docx
+++ b/backend/templates/Form-A (Affidavit)- NDEL_All.docx
@@ -1,6 +1,6 @@
 
 <file path=word/document.xml><?xml version="1.0" encoding="utf-8"?>
-<w:document xmlns:wpc="http://schemas.microsoft.com/office/word/2010/wordprocessingCanvas" xmlns:cx="http://schemas.microsoft.com/office/drawing/2014/chartex" xmlns:mc="http://schemas.openxmlformats.org/markup-compatibility/2006" xmlns:o="urn:schemas-microsoft-com:office:office" xmlns:r="http://schemas.openxmlformats.org/officeDocument/2006/relationships" xmlns:m="http://schemas.openxmlformats.org/officeDocument/2006/math" xmlns:v="urn:schemas-microsoft-com:vml" xmlns:wp14="http://schemas.microsoft.com/office/word/2010/wordprocessingDrawing" xmlns:wp="http://schemas.openxmlformats.org/drawingml/2006/wordprocessingDrawing" xmlns:w10="urn:schemas-microsoft-com:office:word" xmlns:w="http://schemas.openxmlformats.org/wordprocessingml/2006/main" xmlns:w14="http://schemas.microsoft.com/office/word/2010/wordml" xmlns:w15="http://schemas.microsoft.com/office/word/2012/wordml" xmlns:w16se="http://schemas.microsoft.com/office/word/2015/wordml/symex" xmlns:wpg="http://schemas.microsoft.com/office/word/2010/wordprocessingGroup" xmlns:wpi="http://schemas.microsoft.com/office/word/2010/wordprocessingInk" xmlns:wne="http://schemas.microsoft.com/office/word/2006/wordml" xmlns:wps="http://schemas.microsoft.com/office/word/2010/wordprocessingShape" mc:Ignorable="w14 w15 w16se wp14">
+<w:document xmlns:wpc="http://schemas.microsoft.com/office/word/2010/wordprocessingCanvas" xmlns:cx="http://schemas.microsoft.com/office/drawing/2014/chartex" xmlns:cx1="http://schemas.microsoft.com/office/drawing/2015/9/8/chartex" xmlns:cx2="http://schemas.microsoft.com/office/drawing/2015/10/21/chartex" xmlns:cx3="http://schemas.microsoft.com/office/drawing/2016/5/9/chartex" xmlns:cx4="http://schemas.microsoft.com/office/drawing/2016/5/10/chartex" xmlns:cx5="http://schemas.microsoft.com/office/drawing/2016/5/11/chartex" xmlns:cx6="http://schemas.microsoft.com/office/drawing/2016/5/12/chartex" xmlns:cx7="http://schemas.microsoft.com/office/drawing/2016/5/13/chartex" xmlns:cx8="http://schemas.microsoft.com/office/drawing/2016/5/14/chartex" xmlns:mc="http://schemas.openxmlformats.org/markup-compatibility/2006" xmlns:aink="http://schemas.microsoft.com/office/drawing/2016/ink" xmlns:am3d="http://schemas.microsoft.com/office/drawing/2017/model3d" xmlns:o="urn:schemas-microsoft-com:office:office" xmlns:oel="http://schemas.microsoft.com/office/2019/extlst" xmlns:r="http://schemas.openxmlformats.org/officeDocument/2006/relationships" xmlns:m="http://schemas.openxmlformats.org/officeDocument/2006/math" xmlns:v="urn:schemas-microsoft-com:vml" xmlns:wp14="http://schemas.microsoft.com/office/word/2010/wordprocessingDrawing" xmlns:wp="http://schemas.openxmlformats.org/drawingml/2006/wordprocessingDrawing" xmlns:w10="urn:schemas-microsoft-com:office:word" xmlns:w="http://schemas.openxmlformats.org/wordprocessingml/2006/main" xmlns:w14="http://schemas.microsoft.com/office/word/2010/wordml" xmlns:w15="http://schemas.microsoft.com/office/word/2012/wordml" xmlns:w16cex="http://schemas.microsoft.com/office/word/2018/wordml/cex" xmlns:w16cid="http://schemas.microsoft.com/office/word/2016/wordml/cid" xmlns:w16="http://schemas.microsoft.com/office/word/2018/wordml" xmlns:w16du="http://schemas.microsoft.com/office/word/2023/wordml/word16du" xmlns:w16sdtdh="http://schemas.microsoft.com/office/word/2020/wordml/sdtdatahash" xmlns:w16sdtfl="http://schemas.microsoft.com/office/word/2024/wordml/sdtformatlock" xmlns:w16se="http://schemas.microsoft.com/office/word/2015/wordml/symex" xmlns:wpg="http://schemas.microsoft.com/office/word/2010/wordprocessingGroup" xmlns:wpi="http://schemas.microsoft.com/office/word/2010/wordprocessingInk" xmlns:wne="http://schemas.microsoft.com/office/word/2006/wordml" xmlns:wps="http://schemas.microsoft.com/office/word/2010/wordprocessingShape" mc:Ignorable="w14 w15 w16se w16cid w16 w16cex w16sdtdh w16sdtfl w16du wp14">
   <w:body>
     <w:p>
       <w:pPr>
@@ -295,7 +295,39 @@
           <w:b/>
           <w:lang w:val="en-IN" w:eastAsia="en-GB" w:bidi="hi-IN"/>
         </w:rPr>
-        <w:t>[PAN C1]; [PAN C1]; [PAN C1]</w:t>
+        <w:t>[PAN C1]; [PAN C</w:t>
+      </w:r>
+      <w:r>
+        <w:rPr>
+          <w:rFonts w:ascii="Roboto" w:eastAsia="Times New Roman" w:hAnsi="Roboto" w:cs="Times New Roman"/>
+          <w:b/>
+          <w:lang w:val="en-IN" w:eastAsia="en-GB" w:bidi="hi-IN"/>
+        </w:rPr>
+        <w:t>2</w:t>
+      </w:r>
+      <w:r>
+        <w:rPr>
+          <w:rFonts w:ascii="Roboto" w:eastAsia="Times New Roman" w:hAnsi="Roboto" w:cs="Times New Roman"/>
+          <w:b/>
+          <w:lang w:val="en-IN" w:eastAsia="en-GB" w:bidi="hi-IN"/>
+        </w:rPr>
+        <w:t>]; [PAN C</w:t>
+      </w:r>
+      <w:r>
+        <w:rPr>
+          <w:rFonts w:ascii="Roboto" w:eastAsia="Times New Roman" w:hAnsi="Roboto" w:cs="Times New Roman"/>
+          <w:b/>
+          <w:lang w:val="en-IN" w:eastAsia="en-GB" w:bidi="hi-IN"/>
+        </w:rPr>
+        <w:t>3</w:t>
+      </w:r>
+      <w:r>
+        <w:rPr>
+          <w:rFonts w:ascii="Roboto" w:eastAsia="Times New Roman" w:hAnsi="Roboto" w:cs="Times New Roman"/>
+          <w:b/>
+          <w:lang w:val="en-IN" w:eastAsia="en-GB" w:bidi="hi-IN"/>
+        </w:rPr>
+        <w:t>]</w:t>
       </w:r>
       <w:r>
         <w:rPr>
@@ -434,8 +466,6 @@
         </w:rPr>
         <w:t xml:space="preserve"> in my/ our name as single holder / joint holder:</w:t>
       </w:r>
-      <w:bookmarkStart w:id="0" w:name="_GoBack"/>
-      <w:bookmarkEnd w:id="0"/>
     </w:p>
     <w:p>
       <w:pPr>
@@ -518,7 +548,6 @@
           <w:tcPr>
             <w:tcW w:w="1842" w:type="dxa"/>
             <w:vMerge w:val="restart"/>
-            <w:shd w:val="clear" w:color="auto" w:fill="auto"/>
           </w:tcPr>
           <w:p>
             <w:pPr>
@@ -580,7 +609,6 @@
           <w:tcPr>
             <w:tcW w:w="1134" w:type="dxa"/>
             <w:vMerge w:val="restart"/>
-            <w:shd w:val="clear" w:color="auto" w:fill="auto"/>
           </w:tcPr>
           <w:p>
             <w:pPr>
@@ -653,7 +681,6 @@
           <w:tcPr>
             <w:tcW w:w="1843" w:type="dxa"/>
             <w:vMerge w:val="restart"/>
-            <w:shd w:val="clear" w:color="auto" w:fill="auto"/>
           </w:tcPr>
           <w:p>
             <w:pPr>
@@ -736,7 +763,6 @@
           <w:tcPr>
             <w:tcW w:w="2693" w:type="dxa"/>
             <w:gridSpan w:val="2"/>
-            <w:shd w:val="clear" w:color="auto" w:fill="auto"/>
           </w:tcPr>
           <w:p>
             <w:pPr>
@@ -805,7 +831,6 @@
           <w:tcPr>
             <w:tcW w:w="1842" w:type="dxa"/>
             <w:vMerge/>
-            <w:shd w:val="clear" w:color="auto" w:fill="auto"/>
           </w:tcPr>
           <w:p>
             <w:pPr>
@@ -822,7 +847,6 @@
           <w:tcPr>
             <w:tcW w:w="1134" w:type="dxa"/>
             <w:vMerge/>
-            <w:shd w:val="clear" w:color="auto" w:fill="auto"/>
           </w:tcPr>
           <w:p>
             <w:pPr>
@@ -840,7 +864,6 @@
           <w:tcPr>
             <w:tcW w:w="1843" w:type="dxa"/>
             <w:vMerge/>
-            <w:shd w:val="clear" w:color="auto" w:fill="auto"/>
           </w:tcPr>
           <w:p>
             <w:pPr>
@@ -857,7 +880,6 @@
         <w:tc>
           <w:tcPr>
             <w:tcW w:w="1134" w:type="dxa"/>
-            <w:shd w:val="clear" w:color="auto" w:fill="auto"/>
           </w:tcPr>
           <w:p>
             <w:pPr>
@@ -904,7 +926,6 @@
         <w:tc>
           <w:tcPr>
             <w:tcW w:w="1559" w:type="dxa"/>
-            <w:shd w:val="clear" w:color="auto" w:fill="auto"/>
           </w:tcPr>
           <w:p>
             <w:pPr>
@@ -967,7 +988,6 @@
         <w:tc>
           <w:tcPr>
             <w:tcW w:w="1842" w:type="dxa"/>
-            <w:shd w:val="clear" w:color="auto" w:fill="auto"/>
           </w:tcPr>
           <w:p>
             <w:pPr>
@@ -989,7 +1009,6 @@
         <w:tc>
           <w:tcPr>
             <w:tcW w:w="1134" w:type="dxa"/>
-            <w:shd w:val="clear" w:color="auto" w:fill="auto"/>
           </w:tcPr>
           <w:p>
             <w:pPr>
@@ -1011,7 +1030,6 @@
         <w:tc>
           <w:tcPr>
             <w:tcW w:w="1843" w:type="dxa"/>
-            <w:shd w:val="clear" w:color="auto" w:fill="auto"/>
           </w:tcPr>
           <w:p>
             <w:pPr>
@@ -1033,7 +1051,6 @@
           <w:tcPr>
             <w:tcW w:w="2693" w:type="dxa"/>
             <w:gridSpan w:val="2"/>
-            <w:shd w:val="clear" w:color="auto" w:fill="auto"/>
           </w:tcPr>
           <w:p>
             <w:pPr>
@@ -1084,7 +1101,6 @@
         <w:tc>
           <w:tcPr>
             <w:tcW w:w="1842" w:type="dxa"/>
-            <w:shd w:val="clear" w:color="auto" w:fill="auto"/>
           </w:tcPr>
           <w:p>
             <w:pPr>
@@ -1108,7 +1124,6 @@
         <w:tc>
           <w:tcPr>
             <w:tcW w:w="1134" w:type="dxa"/>
-            <w:shd w:val="clear" w:color="auto" w:fill="auto"/>
           </w:tcPr>
           <w:p>
             <w:pPr>
@@ -1129,7 +1144,6 @@
         <w:tc>
           <w:tcPr>
             <w:tcW w:w="1843" w:type="dxa"/>
-            <w:shd w:val="clear" w:color="auto" w:fill="auto"/>
           </w:tcPr>
           <w:p>
             <w:pPr>
@@ -1153,7 +1167,6 @@
           <w:tcPr>
             <w:tcW w:w="2693" w:type="dxa"/>
             <w:gridSpan w:val="2"/>
-            <w:shd w:val="clear" w:color="auto" w:fill="auto"/>
           </w:tcPr>
           <w:p>
             <w:pPr>
@@ -1202,7 +1215,6 @@
         <w:tc>
           <w:tcPr>
             <w:tcW w:w="1842" w:type="dxa"/>
-            <w:shd w:val="clear" w:color="auto" w:fill="auto"/>
           </w:tcPr>
           <w:p>
             <w:pPr>
@@ -1226,7 +1238,6 @@
         <w:tc>
           <w:tcPr>
             <w:tcW w:w="1134" w:type="dxa"/>
-            <w:shd w:val="clear" w:color="auto" w:fill="auto"/>
           </w:tcPr>
           <w:p>
             <w:pPr>
@@ -1247,7 +1258,6 @@
         <w:tc>
           <w:tcPr>
             <w:tcW w:w="1843" w:type="dxa"/>
-            <w:shd w:val="clear" w:color="auto" w:fill="auto"/>
           </w:tcPr>
           <w:p>
             <w:pPr>
@@ -1280,7 +1290,6 @@
           <w:tcPr>
             <w:tcW w:w="2693" w:type="dxa"/>
             <w:gridSpan w:val="2"/>
-            <w:shd w:val="clear" w:color="auto" w:fill="auto"/>
           </w:tcPr>
           <w:p>
             <w:pPr>
@@ -1329,7 +1338,6 @@
         <w:tc>
           <w:tcPr>
             <w:tcW w:w="1842" w:type="dxa"/>
-            <w:shd w:val="clear" w:color="auto" w:fill="auto"/>
           </w:tcPr>
           <w:p>
             <w:pPr>
@@ -1353,7 +1361,6 @@
         <w:tc>
           <w:tcPr>
             <w:tcW w:w="1134" w:type="dxa"/>
-            <w:shd w:val="clear" w:color="auto" w:fill="auto"/>
           </w:tcPr>
           <w:p>
             <w:pPr>
@@ -1374,7 +1381,6 @@
         <w:tc>
           <w:tcPr>
             <w:tcW w:w="1843" w:type="dxa"/>
-            <w:shd w:val="clear" w:color="auto" w:fill="auto"/>
           </w:tcPr>
           <w:p>
             <w:pPr>
@@ -1407,7 +1413,6 @@
           <w:tcPr>
             <w:tcW w:w="2693" w:type="dxa"/>
             <w:gridSpan w:val="2"/>
-            <w:shd w:val="clear" w:color="auto" w:fill="auto"/>
           </w:tcPr>
           <w:p>
             <w:pPr>
@@ -1456,7 +1461,6 @@
         <w:tc>
           <w:tcPr>
             <w:tcW w:w="1842" w:type="dxa"/>
-            <w:shd w:val="clear" w:color="auto" w:fill="auto"/>
           </w:tcPr>
           <w:p>
             <w:pPr>
@@ -1480,7 +1484,6 @@
         <w:tc>
           <w:tcPr>
             <w:tcW w:w="1134" w:type="dxa"/>
-            <w:shd w:val="clear" w:color="auto" w:fill="auto"/>
           </w:tcPr>
           <w:p>
             <w:pPr>
@@ -1501,7 +1504,6 @@
         <w:tc>
           <w:tcPr>
             <w:tcW w:w="1843" w:type="dxa"/>
-            <w:shd w:val="clear" w:color="auto" w:fill="auto"/>
           </w:tcPr>
           <w:p>
             <w:pPr>
@@ -1534,7 +1536,6 @@
           <w:tcPr>
             <w:tcW w:w="2693" w:type="dxa"/>
             <w:gridSpan w:val="2"/>
-            <w:shd w:val="clear" w:color="auto" w:fill="auto"/>
           </w:tcPr>
           <w:p>
             <w:pPr>
@@ -1581,7 +1582,6 @@
         <w:tc>
           <w:tcPr>
             <w:tcW w:w="1842" w:type="dxa"/>
-            <w:shd w:val="clear" w:color="auto" w:fill="auto"/>
           </w:tcPr>
           <w:p>
             <w:pPr>
@@ -1603,7 +1603,6 @@
         <w:tc>
           <w:tcPr>
             <w:tcW w:w="1134" w:type="dxa"/>
-            <w:shd w:val="clear" w:color="auto" w:fill="auto"/>
           </w:tcPr>
           <w:p>
             <w:pPr>
@@ -1638,7 +1637,6 @@
         <w:tc>
           <w:tcPr>
             <w:tcW w:w="1843" w:type="dxa"/>
-            <w:shd w:val="clear" w:color="auto" w:fill="auto"/>
           </w:tcPr>
           <w:p>
             <w:pPr>
@@ -1685,7 +1683,6 @@
           <w:tcPr>
             <w:tcW w:w="2693" w:type="dxa"/>
             <w:gridSpan w:val="2"/>
-            <w:shd w:val="clear" w:color="auto" w:fill="auto"/>
           </w:tcPr>
           <w:p>
             <w:pPr>
@@ -1748,7 +1745,6 @@
         <w:tc>
           <w:tcPr>
             <w:tcW w:w="1842" w:type="dxa"/>
-            <w:shd w:val="clear" w:color="auto" w:fill="auto"/>
           </w:tcPr>
           <w:p>
             <w:pPr>
@@ -1772,7 +1768,6 @@
         <w:tc>
           <w:tcPr>
             <w:tcW w:w="1134" w:type="dxa"/>
-            <w:shd w:val="clear" w:color="auto" w:fill="auto"/>
           </w:tcPr>
           <w:p>
             <w:pPr>
@@ -1807,7 +1802,6 @@
         <w:tc>
           <w:tcPr>
             <w:tcW w:w="1843" w:type="dxa"/>
-            <w:shd w:val="clear" w:color="auto" w:fill="auto"/>
           </w:tcPr>
           <w:p>
             <w:pPr>
@@ -1854,7 +1848,6 @@
           <w:tcPr>
             <w:tcW w:w="2693" w:type="dxa"/>
             <w:gridSpan w:val="2"/>
-            <w:shd w:val="clear" w:color="auto" w:fill="auto"/>
           </w:tcPr>
           <w:p>
             <w:pPr>
@@ -1917,7 +1910,6 @@
         <w:tc>
           <w:tcPr>
             <w:tcW w:w="1842" w:type="dxa"/>
-            <w:shd w:val="clear" w:color="auto" w:fill="auto"/>
           </w:tcPr>
           <w:p>
             <w:pPr>
@@ -1941,7 +1933,6 @@
         <w:tc>
           <w:tcPr>
             <w:tcW w:w="1134" w:type="dxa"/>
-            <w:shd w:val="clear" w:color="auto" w:fill="auto"/>
           </w:tcPr>
           <w:p>
             <w:pPr>
@@ -1976,7 +1967,6 @@
         <w:tc>
           <w:tcPr>
             <w:tcW w:w="1843" w:type="dxa"/>
-            <w:shd w:val="clear" w:color="auto" w:fill="auto"/>
           </w:tcPr>
           <w:p>
             <w:pPr>
@@ -2023,7 +2013,6 @@
           <w:tcPr>
             <w:tcW w:w="2693" w:type="dxa"/>
             <w:gridSpan w:val="2"/>
-            <w:shd w:val="clear" w:color="auto" w:fill="auto"/>
           </w:tcPr>
           <w:p>
             <w:pPr>
@@ -2086,7 +2075,6 @@
         <w:tc>
           <w:tcPr>
             <w:tcW w:w="1842" w:type="dxa"/>
-            <w:shd w:val="clear" w:color="auto" w:fill="auto"/>
           </w:tcPr>
           <w:p>
             <w:pPr>
@@ -2110,7 +2098,6 @@
         <w:tc>
           <w:tcPr>
             <w:tcW w:w="1134" w:type="dxa"/>
-            <w:shd w:val="clear" w:color="auto" w:fill="auto"/>
           </w:tcPr>
           <w:p>
             <w:pPr>
@@ -2145,7 +2132,6 @@
         <w:tc>
           <w:tcPr>
             <w:tcW w:w="1843" w:type="dxa"/>
-            <w:shd w:val="clear" w:color="auto" w:fill="auto"/>
           </w:tcPr>
           <w:p>
             <w:pPr>
@@ -2192,7 +2178,6 @@
           <w:tcPr>
             <w:tcW w:w="2693" w:type="dxa"/>
             <w:gridSpan w:val="2"/>
-            <w:shd w:val="clear" w:color="auto" w:fill="auto"/>
           </w:tcPr>
           <w:p>
             <w:pPr>
@@ -2255,7 +2240,6 @@
         <w:tc>
           <w:tcPr>
             <w:tcW w:w="1842" w:type="dxa"/>
-            <w:shd w:val="clear" w:color="auto" w:fill="auto"/>
           </w:tcPr>
           <w:p>
             <w:pPr>
@@ -2279,7 +2263,6 @@
         <w:tc>
           <w:tcPr>
             <w:tcW w:w="1134" w:type="dxa"/>
-            <w:shd w:val="clear" w:color="auto" w:fill="auto"/>
           </w:tcPr>
           <w:p>
             <w:pPr>
@@ -2314,7 +2297,6 @@
         <w:tc>
           <w:tcPr>
             <w:tcW w:w="1843" w:type="dxa"/>
-            <w:shd w:val="clear" w:color="auto" w:fill="auto"/>
           </w:tcPr>
           <w:p>
             <w:pPr>
@@ -2361,7 +2343,6 @@
           <w:tcPr>
             <w:tcW w:w="2693" w:type="dxa"/>
             <w:gridSpan w:val="2"/>
-            <w:shd w:val="clear" w:color="auto" w:fill="auto"/>
           </w:tcPr>
           <w:p>
             <w:pPr>
@@ -2721,6 +2702,7 @@
         <w:rPr>
           <w:rFonts w:ascii="Arial" w:eastAsia="Times New Roman" w:hAnsi="Arial" w:cs="Arial"/>
         </w:rPr>
+        <w:lastRenderedPageBreak/>
         <w:t xml:space="preserve">We </w:t>
       </w:r>
       <w:r>
@@ -2743,14 +2725,7 @@
         <w:rPr>
           <w:rFonts w:ascii="Arial" w:eastAsia="Times New Roman" w:hAnsi="Arial" w:cs="Arial"/>
         </w:rPr>
-        <w:t xml:space="preserve">are making the above solemn declaration on oath with full knowledge of the fact that in the event the original </w:t>
-      </w:r>
-      <w:r>
-        <w:rPr>
-          <w:rFonts w:ascii="Arial" w:eastAsia="Times New Roman" w:hAnsi="Arial" w:cs="Arial"/>
-        </w:rPr>
-        <w:lastRenderedPageBreak/>
-        <w:t>security(</w:t>
+        <w:t>are making the above solemn declaration on oath with full knowledge of the fact that in the event the original security(</w:t>
       </w:r>
       <w:proofErr w:type="spellStart"/>
       <w:r>
@@ -3636,19 +3611,11 @@
         </w:rPr>
         <w:t xml:space="preserve"> </w:t>
       </w:r>
-      <w:proofErr w:type="spellStart"/>
-      <w:r>
-        <w:rPr>
-          <w:rFonts w:ascii="Arial" w:hAnsi="Arial" w:cs="Arial"/>
-        </w:rPr>
-        <w:t>Regn</w:t>
-      </w:r>
-      <w:proofErr w:type="spellEnd"/>
-      <w:r>
-        <w:rPr>
-          <w:rFonts w:ascii="Arial" w:hAnsi="Arial" w:cs="Arial"/>
-        </w:rPr>
-        <w:t xml:space="preserve">. No. </w:t>
+      <w:r>
+        <w:rPr>
+          <w:rFonts w:ascii="Arial" w:hAnsi="Arial" w:cs="Arial"/>
+        </w:rPr>
+        <w:t xml:space="preserve">Regn. No. </w:t>
       </w:r>
     </w:p>
     <w:sectPr>
@@ -3662,7 +3629,7 @@
 </file>
 
 <file path=word/numbering.xml><?xml version="1.0" encoding="utf-8"?>
-<w:numbering xmlns:wpc="http://schemas.microsoft.com/office/word/2010/wordprocessingCanvas" xmlns:cx="http://schemas.microsoft.com/office/drawing/2014/chartex" xmlns:mc="http://schemas.openxmlformats.org/markup-compatibility/2006" xmlns:o="urn:schemas-microsoft-com:office:office" xmlns:r="http://schemas.openxmlformats.org/officeDocument/2006/relationships" xmlns:m="http://schemas.openxmlformats.org/officeDocument/2006/math" xmlns:v="urn:schemas-microsoft-com:vml" xmlns:wp14="http://schemas.microsoft.com/office/word/2010/wordprocessingDrawing" xmlns:wp="http://schemas.openxmlformats.org/drawingml/2006/wordprocessingDrawing" xmlns:w10="urn:schemas-microsoft-com:office:word" xmlns:w="http://schemas.openxmlformats.org/wordprocessingml/2006/main" xmlns:w14="http://schemas.microsoft.com/office/word/2010/wordml" xmlns:w15="http://schemas.microsoft.com/office/word/2012/wordml" xmlns:w16se="http://schemas.microsoft.com/office/word/2015/wordml/symex" xmlns:wpg="http://schemas.microsoft.com/office/word/2010/wordprocessingGroup" xmlns:wpi="http://schemas.microsoft.com/office/word/2010/wordprocessingInk" xmlns:wne="http://schemas.microsoft.com/office/word/2006/wordml" xmlns:wps="http://schemas.microsoft.com/office/word/2010/wordprocessingShape" mc:Ignorable="w14 w15 w16se wp14">
+<w:numbering xmlns:wpc="http://schemas.microsoft.com/office/word/2010/wordprocessingCanvas" xmlns:cx="http://schemas.microsoft.com/office/drawing/2014/chartex" xmlns:cx1="http://schemas.microsoft.com/office/drawing/2015/9/8/chartex" xmlns:cx2="http://schemas.microsoft.com/office/drawing/2015/10/21/chartex" xmlns:cx3="http://schemas.microsoft.com/office/drawing/2016/5/9/chartex" xmlns:cx4="http://schemas.microsoft.com/office/drawing/2016/5/10/chartex" xmlns:cx5="http://schemas.microsoft.com/office/drawing/2016/5/11/chartex" xmlns:cx6="http://schemas.microsoft.com/office/drawing/2016/5/12/chartex" xmlns:cx7="http://schemas.microsoft.com/office/drawing/2016/5/13/chartex" xmlns:cx8="http://schemas.microsoft.com/office/drawing/2016/5/14/chartex" xmlns:mc="http://schemas.openxmlformats.org/markup-compatibility/2006" xmlns:aink="http://schemas.microsoft.com/office/drawing/2016/ink" xmlns:am3d="http://schemas.microsoft.com/office/drawing/2017/model3d" xmlns:o="urn:schemas-microsoft-com:office:office" xmlns:oel="http://schemas.microsoft.com/office/2019/extlst" xmlns:r="http://schemas.openxmlformats.org/officeDocument/2006/relationships" xmlns:m="http://schemas.openxmlformats.org/officeDocument/2006/math" xmlns:v="urn:schemas-microsoft-com:vml" xmlns:wp14="http://schemas.microsoft.com/office/word/2010/wordprocessingDrawing" xmlns:wp="http://schemas.openxmlformats.org/drawingml/2006/wordprocessingDrawing" xmlns:w10="urn:schemas-microsoft-com:office:word" xmlns:w="http://schemas.openxmlformats.org/wordprocessingml/2006/main" xmlns:w14="http://schemas.microsoft.com/office/word/2010/wordml" xmlns:w15="http://schemas.microsoft.com/office/word/2012/wordml" xmlns:w16cex="http://schemas.microsoft.com/office/word/2018/wordml/cex" xmlns:w16cid="http://schemas.microsoft.com/office/word/2016/wordml/cid" xmlns:w16="http://schemas.microsoft.com/office/word/2018/wordml" xmlns:w16du="http://schemas.microsoft.com/office/word/2023/wordml/word16du" xmlns:w16sdtdh="http://schemas.microsoft.com/office/word/2020/wordml/sdtdatahash" xmlns:w16sdtfl="http://schemas.microsoft.com/office/word/2024/wordml/sdtformatlock" xmlns:w16se="http://schemas.microsoft.com/office/word/2015/wordml/symex" xmlns:wpg="http://schemas.microsoft.com/office/word/2010/wordprocessingGroup" xmlns:wpi="http://schemas.microsoft.com/office/word/2010/wordprocessingInk" xmlns:wne="http://schemas.microsoft.com/office/word/2006/wordml" xmlns:wps="http://schemas.microsoft.com/office/word/2010/wordprocessingShape" mc:Ignorable="w14 w15 w16se w16cid w16 w16cex w16sdtdh w16sdtfl w16du wp14">
   <w:abstractNum w:abstractNumId="0" w15:restartNumberingAfterBreak="0">
     <w:nsid w:val="0B9E6BD1"/>
     <w:multiLevelType w:val="hybridMultilevel"/>
@@ -5522,59 +5489,59 @@
       </w:pPr>
     </w:lvl>
   </w:abstractNum>
-  <w:num w:numId="1">
+  <w:num w:numId="1" w16cid:durableId="1263490579">
     <w:abstractNumId w:val="10"/>
   </w:num>
-  <w:num w:numId="2">
+  <w:num w:numId="2" w16cid:durableId="465246345">
     <w:abstractNumId w:val="11"/>
   </w:num>
-  <w:num w:numId="3">
+  <w:num w:numId="3" w16cid:durableId="160970939">
     <w:abstractNumId w:val="1"/>
   </w:num>
-  <w:num w:numId="4">
+  <w:num w:numId="4" w16cid:durableId="612442345">
     <w:abstractNumId w:val="13"/>
   </w:num>
-  <w:num w:numId="5">
+  <w:num w:numId="5" w16cid:durableId="187720371">
     <w:abstractNumId w:val="14"/>
   </w:num>
-  <w:num w:numId="6">
+  <w:num w:numId="6" w16cid:durableId="539441197">
     <w:abstractNumId w:val="7"/>
   </w:num>
-  <w:num w:numId="7">
+  <w:num w:numId="7" w16cid:durableId="1753619887">
     <w:abstractNumId w:val="0"/>
   </w:num>
-  <w:num w:numId="8">
+  <w:num w:numId="8" w16cid:durableId="659576858">
     <w:abstractNumId w:val="12"/>
   </w:num>
-  <w:num w:numId="9">
+  <w:num w:numId="9" w16cid:durableId="783965666">
     <w:abstractNumId w:val="6"/>
   </w:num>
-  <w:num w:numId="10">
+  <w:num w:numId="10" w16cid:durableId="118648350">
     <w:abstractNumId w:val="15"/>
   </w:num>
-  <w:num w:numId="11">
+  <w:num w:numId="11" w16cid:durableId="1935088069">
     <w:abstractNumId w:val="2"/>
   </w:num>
-  <w:num w:numId="12">
+  <w:num w:numId="12" w16cid:durableId="1762723843">
     <w:abstractNumId w:val="5"/>
   </w:num>
-  <w:num w:numId="13">
+  <w:num w:numId="13" w16cid:durableId="581764236">
     <w:abstractNumId w:val="9"/>
   </w:num>
-  <w:num w:numId="14">
+  <w:num w:numId="14" w16cid:durableId="197012833">
     <w:abstractNumId w:val="8"/>
   </w:num>
-  <w:num w:numId="15">
+  <w:num w:numId="15" w16cid:durableId="721320599">
     <w:abstractNumId w:val="4"/>
   </w:num>
-  <w:num w:numId="16">
+  <w:num w:numId="16" w16cid:durableId="577903011">
     <w:abstractNumId w:val="3"/>
   </w:num>
 </w:numbering>
 </file>
 
 <file path=word/styles.xml><?xml version="1.0" encoding="utf-8"?>
-<w:styles xmlns:mc="http://schemas.openxmlformats.org/markup-compatibility/2006" xmlns:r="http://schemas.openxmlformats.org/officeDocument/2006/relationships" xmlns:w="http://schemas.openxmlformats.org/wordprocessingml/2006/main" xmlns:w14="http://schemas.microsoft.com/office/word/2010/wordml" xmlns:w15="http://schemas.microsoft.com/office/word/2012/wordml" xmlns:w16se="http://schemas.microsoft.com/office/word/2015/wordml/symex" mc:Ignorable="w14 w15 w16se">
+<w:styles xmlns:mc="http://schemas.openxmlformats.org/markup-compatibility/2006" xmlns:r="http://schemas.openxmlformats.org/officeDocument/2006/relationships" xmlns:w="http://schemas.openxmlformats.org/wordprocessingml/2006/main" xmlns:w14="http://schemas.microsoft.com/office/word/2010/wordml" xmlns:w15="http://schemas.microsoft.com/office/word/2012/wordml" xmlns:w16cex="http://schemas.microsoft.com/office/word/2018/wordml/cex" xmlns:w16cid="http://schemas.microsoft.com/office/word/2016/wordml/cid" xmlns:w16="http://schemas.microsoft.com/office/word/2018/wordml" xmlns:w16du="http://schemas.microsoft.com/office/word/2023/wordml/word16du" xmlns:w16sdtdh="http://schemas.microsoft.com/office/word/2020/wordml/sdtdatahash" xmlns:w16sdtfl="http://schemas.microsoft.com/office/word/2024/wordml/sdtformatlock" xmlns:w16se="http://schemas.microsoft.com/office/word/2015/wordml/symex" mc:Ignorable="w14 w15 w16se w16cid w16 w16cex w16sdtdh w16sdtfl w16du">
   <w:docDefaults>
     <w:rPrDefault>
       <w:rPr>
@@ -5590,7 +5557,7 @@
       </w:pPr>
     </w:pPrDefault>
   </w:docDefaults>
-  <w:latentStyles w:defLockedState="0" w:defUIPriority="99" w:defSemiHidden="0" w:defUnhideWhenUsed="0" w:defQFormat="0" w:count="371">
+  <w:latentStyles w:defLockedState="0" w:defUIPriority="99" w:defSemiHidden="0" w:defUnhideWhenUsed="0" w:defQFormat="0" w:count="376">
     <w:lsdException w:name="Normal" w:uiPriority="0" w:qFormat="1"/>
     <w:lsdException w:name="heading 1" w:uiPriority="9" w:qFormat="1"/>
     <w:lsdException w:name="heading 2" w:semiHidden="1" w:uiPriority="9" w:unhideWhenUsed="1" w:qFormat="1"/>
@@ -5962,6 +5929,11 @@
     <w:lsdException w:name="List Table 5 Dark Accent 6" w:uiPriority="50"/>
     <w:lsdException w:name="List Table 6 Colorful Accent 6" w:uiPriority="51"/>
     <w:lsdException w:name="List Table 7 Colorful Accent 6" w:uiPriority="52"/>
+    <w:lsdException w:name="Mention" w:semiHidden="1" w:unhideWhenUsed="1"/>
+    <w:lsdException w:name="Smart Hyperlink" w:semiHidden="1" w:unhideWhenUsed="1"/>
+    <w:lsdException w:name="Hashtag" w:semiHidden="1" w:unhideWhenUsed="1"/>
+    <w:lsdException w:name="Unresolved Mention" w:semiHidden="1" w:unhideWhenUsed="1"/>
+    <w:lsdException w:name="Smart Link" w:semiHidden="1" w:unhideWhenUsed="1"/>
   </w:latentStyles>
   <w:style w:type="paragraph" w:default="1" w:styleId="Normal">
     <w:name w:val="Normal"/>
